--- a/products-storage/00-free-ks-podpisany-deneg-net/03-perechen-dokumentov.docx
+++ b/products-storage/00-free-ks-podpisany-deneg-net/03-perechen-dokumentov.docx
@@ -17,7 +17,7 @@
         <w:pStyle w:val="Heading1"/>
       </w:pPr>
       <w:r>
-        <w:t>Обязательные документы</w:t>
+        <w:t>Базовые документы для проверки</w:t>
       </w:r>
     </w:p>
     <w:p>
@@ -33,7 +33,7 @@
         <w:pStyle w:val="ListNumber"/>
       </w:pPr>
       <w:r>
-        <w:t>КС-2 (форма по ОКУД 0322001) - подписанная обеими сторонами</w:t>
+        <w:t>КС-2 или согласованная договором форма акта; подписи либо доказательства направления и отказа</w:t>
       </w:r>
     </w:p>
     <w:p>
@@ -41,7 +41,7 @@
         <w:pStyle w:val="ListNumber"/>
       </w:pPr>
       <w:r>
-        <w:t>КС-3 (форма по ОКУД 0322002) - подписанная обеими сторонами</w:t>
+        <w:t>КС-3 или согласованная договором справка, если она предусмотрена</w:t>
       </w:r>
     </w:p>
     <w:p>
@@ -49,7 +49,7 @@
         <w:pStyle w:val="ListNumber"/>
       </w:pPr>
       <w:r>
-        <w:t>Журнал учета выполненных работ (формы КС-6, КС-6а)</w:t>
+        <w:t>Журнал учёта работ и исполнительная документация, если применимо</w:t>
       </w:r>
     </w:p>
     <w:p>
@@ -57,7 +57,7 @@
         <w:pStyle w:val="ListNumber"/>
       </w:pPr>
       <w:r>
-        <w:t>Акты скрытых работ (КС-11, АОСР) - если применимо</w:t>
+        <w:t>Акты освидетельствования скрытых работ (АОСР), если применимо</w:t>
       </w:r>
     </w:p>
     <w:p>
@@ -142,7 +142,7 @@
     </w:p>
     <w:p>
       <w:r>
-        <w:t>В этом случае нужны дополнительные документы: акты внеплановой проверки, свидетельские показания, экспертная оценка объемов. Это выходит за рамки бесплатного материала - см. полный комплект.</w:t>
+        <w:t>Проверьте уведомление о готовности к сдаче, направление акта, доказательства получения, отметку об отказе и мотивы возражений. При споре о качестве или объёме может потребоваться отдельная оценка.</w:t>
       </w:r>
     </w:p>
     <w:p>
